--- a/tests/n8PDF.Tests/Fixtures/Minimal/chart-3d-height-count-probe.docx
+++ b/tests/n8PDF.Tests/Fixtures/Minimal/chart-3d-height-count-probe.docx
@@ -514,6 +514,114 @@
         <w:t>3 cat value 80</w:t>
       </w:r>
     </w:p>
+    <w:p>
+      <w:pPr>
+        <w:pageBreakBefore/>
+        <w:spacing w:before="0" w:after="0" w:line="240" w:lineRule="auto"/>
+      </w:pPr>
+      <w:r>
+        <w:drawing>
+          <wp:inline distT="0" distB="0" distL="0" distR="0">
+            <wp:extent cx="4572000" cy="2743200"/>
+            <wp:docPr id="1230" name="Chart 1230"/>
+            <a:graphic>
+              <a:graphicData uri="http://schemas.openxmlformats.org/drawingml/2006/chart">
+                <c:chart xmlns:c="http://schemas.openxmlformats.org/drawingml/2006/chart" xmlns:r="http://schemas.openxmlformats.org/officeDocument/2006/relationships" r:id="rIdChart20"/>
+              </a:graphicData>
+            </a:graphic>
+          </wp:inline>
+        </w:drawing>
+      </w:r>
+    </w:p>
+    <w:p>
+      <w:pPr>
+        <w:spacing w:before="0" w:after="0" w:line="240" w:lineRule="auto"/>
+      </w:pPr>
+      <w:r>
+        <w:t>3 cat 3 ser</w:t>
+      </w:r>
+    </w:p>
+    <w:p>
+      <w:pPr>
+        <w:pageBreakBefore/>
+        <w:spacing w:before="0" w:after="0" w:line="240" w:lineRule="auto"/>
+      </w:pPr>
+      <w:r>
+        <w:drawing>
+          <wp:inline distT="0" distB="0" distL="0" distR="0">
+            <wp:extent cx="4572000" cy="2743200"/>
+            <wp:docPr id="1231" name="Chart 1231"/>
+            <a:graphic>
+              <a:graphicData uri="http://schemas.openxmlformats.org/drawingml/2006/chart">
+                <c:chart xmlns:c="http://schemas.openxmlformats.org/drawingml/2006/chart" xmlns:r="http://schemas.openxmlformats.org/officeDocument/2006/relationships" r:id="rIdChart21"/>
+              </a:graphicData>
+            </a:graphic>
+          </wp:inline>
+        </w:drawing>
+      </w:r>
+    </w:p>
+    <w:p>
+      <w:pPr>
+        <w:spacing w:before="0" w:after="0" w:line="240" w:lineRule="auto"/>
+      </w:pPr>
+      <w:r>
+        <w:t>4 cat 4 ser</w:t>
+      </w:r>
+    </w:p>
+    <w:p>
+      <w:pPr>
+        <w:pageBreakBefore/>
+        <w:spacing w:before="0" w:after="0" w:line="240" w:lineRule="auto"/>
+      </w:pPr>
+      <w:r>
+        <w:drawing>
+          <wp:inline distT="0" distB="0" distL="0" distR="0">
+            <wp:extent cx="4572000" cy="2743200"/>
+            <wp:docPr id="1232" name="Chart 1232"/>
+            <a:graphic>
+              <a:graphicData uri="http://schemas.openxmlformats.org/drawingml/2006/chart">
+                <c:chart xmlns:c="http://schemas.openxmlformats.org/drawingml/2006/chart" xmlns:r="http://schemas.openxmlformats.org/officeDocument/2006/relationships" r:id="rIdChart22"/>
+              </a:graphicData>
+            </a:graphic>
+          </wp:inline>
+        </w:drawing>
+      </w:r>
+    </w:p>
+    <w:p>
+      <w:pPr>
+        <w:spacing w:before="0" w:after="0" w:line="240" w:lineRule="auto"/>
+      </w:pPr>
+      <w:r>
+        <w:t>2 cat 4 ser</w:t>
+      </w:r>
+    </w:p>
+    <w:p>
+      <w:pPr>
+        <w:pageBreakBefore/>
+        <w:spacing w:before="0" w:after="0" w:line="240" w:lineRule="auto"/>
+      </w:pPr>
+      <w:r>
+        <w:drawing>
+          <wp:inline distT="0" distB="0" distL="0" distR="0">
+            <wp:extent cx="4572000" cy="2743200"/>
+            <wp:docPr id="1233" name="Chart 1233"/>
+            <a:graphic>
+              <a:graphicData uri="http://schemas.openxmlformats.org/drawingml/2006/chart">
+                <c:chart xmlns:c="http://schemas.openxmlformats.org/drawingml/2006/chart" xmlns:r="http://schemas.openxmlformats.org/officeDocument/2006/relationships" r:id="rIdChart23"/>
+              </a:graphicData>
+            </a:graphic>
+          </wp:inline>
+        </w:drawing>
+      </w:r>
+    </w:p>
+    <w:p>
+      <w:pPr>
+        <w:spacing w:before="0" w:after="0" w:line="240" w:lineRule="auto"/>
+      </w:pPr>
+      <w:r>
+        <w:t>4 cat 2 ser</w:t>
+      </w:r>
+    </w:p>
     <w:sectPr>
       <w:pgSz w:w="12240" w:h="15840"/>
       <w:pgMar w:top="1440" w:right="1440" w:bottom="1440" w:left="1440" w:header="720" w:footer="720" w:gutter="0"/>
@@ -3227,6 +3335,1056 @@
                   <c:v>60</c:v>
                 </c:pt>
                 <c:pt idx="1">
+                  <c:v>60</c:v>
+                </c:pt>
+              </c:numCache>
+            </c:numRef>
+          </c:val>
+        </c:ser>
+        <c:gapWidth val="0"/>
+        <c:gapDepth val="0"/>
+        <c:shape val="box"/>
+        <c:axId val="111111111"/>
+        <c:axId val="222222222"/>
+        <c:axId val="333333333"/>
+      </c:bar3DChart>
+      <c:catAx>
+        <c:axId val="111111111"/>
+        <c:scaling>
+          <c:orientation val="minMax"/>
+        </c:scaling>
+        <c:delete val="1"/>
+        <c:axPos val="b"/>
+        <c:tickLblPos val="none"/>
+        <c:crossAx val="222222222"/>
+      </c:catAx>
+      <c:valAx>
+        <c:axId val="222222222"/>
+        <c:scaling>
+          <c:orientation val="minMax"/>
+          <c:max val="100"/>
+          <c:min val="0"/>
+        </c:scaling>
+        <c:delete val="1"/>
+        <c:axPos val="l"/>
+        <c:tickLblPos val="none"/>
+        <c:crossAx val="111111111"/>
+      </c:valAx>
+      <c:serAx>
+        <c:axId val="333333333"/>
+        <c:scaling>
+          <c:orientation val="minMax"/>
+        </c:scaling>
+        <c:delete val="1"/>
+        <c:axPos val="b"/>
+        <c:tickLblPos val="none"/>
+        <c:crossAx val="222222222"/>
+      </c:serAx>
+    </c:plotArea>
+    <c:plotVisOnly val="1"/>
+  </c:chart>
+</c:chartSpace>
+</file>
+
+<file path=word/charts/chart20.xml><?xml version="1.0" encoding="utf-8"?>
+<c:chartSpace xmlns:c="http://schemas.openxmlformats.org/drawingml/2006/chart" xmlns:a="http://schemas.openxmlformats.org/drawingml/2006/main" xmlns:r="http://schemas.openxmlformats.org/officeDocument/2006/relationships">
+  <c:chart>
+    <c:view3D>
+      <c:rotX val="15"/>
+      <c:rotY val="20"/>
+      <c:rAngAx val="1"/>
+      <c:perspective val="30"/>
+      <c:depthPercent val="100"/>
+    </c:view3D>
+    <c:plotArea>
+      <c:layout>
+        <c:manualLayout>
+          <c:layoutTarget val="inner"/>
+          <c:xMode val="edge"/>
+          <c:yMode val="edge"/>
+          <c:x val="0.2"/>
+          <c:y val="0.1"/>
+          <c:w val="0.6"/>
+          <c:h val="0.55"/>
+        </c:manualLayout>
+      </c:layout>
+      <c:bar3DChart>
+        <c:barDir val="col"/>
+        <c:grouping val="standard"/>
+        <c:varyColors val="0"/>
+        <c:ser>
+          <c:idx val="0"/>
+          <c:order val="0"/>
+          <c:tx>
+            <c:strRef>
+              <c:f>Sheet1!$B$1</c:f>
+              <c:strCache>
+                <c:ptCount val="1"/>
+                <c:pt idx="0">
+                  <c:v>S0</c:v>
+                </c:pt>
+              </c:strCache>
+            </c:strRef>
+          </c:tx>
+          <c:spPr>
+            <a:solidFill>
+              <a:srgbClr val="FF0000"/>
+            </a:solidFill>
+            <a:ln>
+              <a:noFill/>
+            </a:ln>
+          </c:spPr>
+          <c:cat>
+            <c:strRef>
+              <c:f>Sheet1!$A$2:$A$4</c:f>
+              <c:strCache>
+                <c:ptCount val="3"/>
+                <c:pt idx="0">
+                  <c:v>C0</c:v>
+                </c:pt>
+                <c:pt idx="1">
+                  <c:v>C1</c:v>
+                </c:pt>
+                <c:pt idx="2">
+                  <c:v>C2</c:v>
+                </c:pt>
+              </c:strCache>
+            </c:strRef>
+          </c:cat>
+          <c:val>
+            <c:numRef>
+              <c:f>Sheet1!$B$2:$B$4</c:f>
+              <c:numCache>
+                <c:formatCode>General</c:formatCode>
+                <c:ptCount val="3"/>
+                <c:pt idx="0">
+                  <c:v>60</c:v>
+                </c:pt>
+                <c:pt idx="1">
+                  <c:v>60</c:v>
+                </c:pt>
+                <c:pt idx="2">
+                  <c:v>60</c:v>
+                </c:pt>
+              </c:numCache>
+            </c:numRef>
+          </c:val>
+        </c:ser>
+        <c:ser>
+          <c:idx val="1"/>
+          <c:order val="1"/>
+          <c:tx>
+            <c:strRef>
+              <c:f>Sheet1!$C$1</c:f>
+              <c:strCache>
+                <c:ptCount val="1"/>
+                <c:pt idx="0">
+                  <c:v>S1</c:v>
+                </c:pt>
+              </c:strCache>
+            </c:strRef>
+          </c:tx>
+          <c:spPr>
+            <a:solidFill>
+              <a:srgbClr val="FF0000"/>
+            </a:solidFill>
+            <a:ln>
+              <a:noFill/>
+            </a:ln>
+          </c:spPr>
+          <c:cat>
+            <c:strRef>
+              <c:f>Sheet1!$A$2:$A$4</c:f>
+              <c:strCache>
+                <c:ptCount val="3"/>
+                <c:pt idx="0">
+                  <c:v>C0</c:v>
+                </c:pt>
+                <c:pt idx="1">
+                  <c:v>C1</c:v>
+                </c:pt>
+                <c:pt idx="2">
+                  <c:v>C2</c:v>
+                </c:pt>
+              </c:strCache>
+            </c:strRef>
+          </c:cat>
+          <c:val>
+            <c:numRef>
+              <c:f>Sheet1!$C$2:$C$4</c:f>
+              <c:numCache>
+                <c:formatCode>General</c:formatCode>
+                <c:ptCount val="3"/>
+                <c:pt idx="0">
+                  <c:v>60</c:v>
+                </c:pt>
+                <c:pt idx="1">
+                  <c:v>60</c:v>
+                </c:pt>
+                <c:pt idx="2">
+                  <c:v>60</c:v>
+                </c:pt>
+              </c:numCache>
+            </c:numRef>
+          </c:val>
+        </c:ser>
+        <c:ser>
+          <c:idx val="2"/>
+          <c:order val="2"/>
+          <c:tx>
+            <c:strRef>
+              <c:f>Sheet1!$D$1</c:f>
+              <c:strCache>
+                <c:ptCount val="1"/>
+                <c:pt idx="0">
+                  <c:v>S2</c:v>
+                </c:pt>
+              </c:strCache>
+            </c:strRef>
+          </c:tx>
+          <c:spPr>
+            <a:solidFill>
+              <a:srgbClr val="FF0000"/>
+            </a:solidFill>
+            <a:ln>
+              <a:noFill/>
+            </a:ln>
+          </c:spPr>
+          <c:cat>
+            <c:strRef>
+              <c:f>Sheet1!$A$2:$A$4</c:f>
+              <c:strCache>
+                <c:ptCount val="3"/>
+                <c:pt idx="0">
+                  <c:v>C0</c:v>
+                </c:pt>
+                <c:pt idx="1">
+                  <c:v>C1</c:v>
+                </c:pt>
+                <c:pt idx="2">
+                  <c:v>C2</c:v>
+                </c:pt>
+              </c:strCache>
+            </c:strRef>
+          </c:cat>
+          <c:val>
+            <c:numRef>
+              <c:f>Sheet1!$D$2:$D$4</c:f>
+              <c:numCache>
+                <c:formatCode>General</c:formatCode>
+                <c:ptCount val="3"/>
+                <c:pt idx="0">
+                  <c:v>60</c:v>
+                </c:pt>
+                <c:pt idx="1">
+                  <c:v>60</c:v>
+                </c:pt>
+                <c:pt idx="2">
+                  <c:v>60</c:v>
+                </c:pt>
+              </c:numCache>
+            </c:numRef>
+          </c:val>
+        </c:ser>
+        <c:gapWidth val="0"/>
+        <c:gapDepth val="0"/>
+        <c:shape val="box"/>
+        <c:axId val="111111111"/>
+        <c:axId val="222222222"/>
+        <c:axId val="333333333"/>
+      </c:bar3DChart>
+      <c:catAx>
+        <c:axId val="111111111"/>
+        <c:scaling>
+          <c:orientation val="minMax"/>
+        </c:scaling>
+        <c:delete val="1"/>
+        <c:axPos val="b"/>
+        <c:tickLblPos val="none"/>
+        <c:crossAx val="222222222"/>
+      </c:catAx>
+      <c:valAx>
+        <c:axId val="222222222"/>
+        <c:scaling>
+          <c:orientation val="minMax"/>
+          <c:max val="100"/>
+          <c:min val="0"/>
+        </c:scaling>
+        <c:delete val="1"/>
+        <c:axPos val="l"/>
+        <c:tickLblPos val="none"/>
+        <c:crossAx val="111111111"/>
+      </c:valAx>
+      <c:serAx>
+        <c:axId val="333333333"/>
+        <c:scaling>
+          <c:orientation val="minMax"/>
+        </c:scaling>
+        <c:delete val="1"/>
+        <c:axPos val="b"/>
+        <c:tickLblPos val="none"/>
+        <c:crossAx val="222222222"/>
+      </c:serAx>
+    </c:plotArea>
+    <c:plotVisOnly val="1"/>
+  </c:chart>
+</c:chartSpace>
+</file>
+
+<file path=word/charts/chart21.xml><?xml version="1.0" encoding="utf-8"?>
+<c:chartSpace xmlns:c="http://schemas.openxmlformats.org/drawingml/2006/chart" xmlns:a="http://schemas.openxmlformats.org/drawingml/2006/main" xmlns:r="http://schemas.openxmlformats.org/officeDocument/2006/relationships">
+  <c:chart>
+    <c:view3D>
+      <c:rotX val="15"/>
+      <c:rotY val="20"/>
+      <c:rAngAx val="1"/>
+      <c:perspective val="30"/>
+      <c:depthPercent val="100"/>
+    </c:view3D>
+    <c:plotArea>
+      <c:layout>
+        <c:manualLayout>
+          <c:layoutTarget val="inner"/>
+          <c:xMode val="edge"/>
+          <c:yMode val="edge"/>
+          <c:x val="0.2"/>
+          <c:y val="0.1"/>
+          <c:w val="0.6"/>
+          <c:h val="0.55"/>
+        </c:manualLayout>
+      </c:layout>
+      <c:bar3DChart>
+        <c:barDir val="col"/>
+        <c:grouping val="standard"/>
+        <c:varyColors val="0"/>
+        <c:ser>
+          <c:idx val="0"/>
+          <c:order val="0"/>
+          <c:tx>
+            <c:strRef>
+              <c:f>Sheet1!$B$1</c:f>
+              <c:strCache>
+                <c:ptCount val="1"/>
+                <c:pt idx="0">
+                  <c:v>S0</c:v>
+                </c:pt>
+              </c:strCache>
+            </c:strRef>
+          </c:tx>
+          <c:spPr>
+            <a:solidFill>
+              <a:srgbClr val="FF0000"/>
+            </a:solidFill>
+            <a:ln>
+              <a:noFill/>
+            </a:ln>
+          </c:spPr>
+          <c:cat>
+            <c:strRef>
+              <c:f>Sheet1!$A$2:$A$5</c:f>
+              <c:strCache>
+                <c:ptCount val="4"/>
+                <c:pt idx="0">
+                  <c:v>C0</c:v>
+                </c:pt>
+                <c:pt idx="1">
+                  <c:v>C1</c:v>
+                </c:pt>
+                <c:pt idx="2">
+                  <c:v>C2</c:v>
+                </c:pt>
+                <c:pt idx="3">
+                  <c:v>C3</c:v>
+                </c:pt>
+              </c:strCache>
+            </c:strRef>
+          </c:cat>
+          <c:val>
+            <c:numRef>
+              <c:f>Sheet1!$B$2:$B$5</c:f>
+              <c:numCache>
+                <c:formatCode>General</c:formatCode>
+                <c:ptCount val="4"/>
+                <c:pt idx="0">
+                  <c:v>60</c:v>
+                </c:pt>
+                <c:pt idx="1">
+                  <c:v>60</c:v>
+                </c:pt>
+                <c:pt idx="2">
+                  <c:v>60</c:v>
+                </c:pt>
+                <c:pt idx="3">
+                  <c:v>60</c:v>
+                </c:pt>
+              </c:numCache>
+            </c:numRef>
+          </c:val>
+        </c:ser>
+        <c:ser>
+          <c:idx val="1"/>
+          <c:order val="1"/>
+          <c:tx>
+            <c:strRef>
+              <c:f>Sheet1!$C$1</c:f>
+              <c:strCache>
+                <c:ptCount val="1"/>
+                <c:pt idx="0">
+                  <c:v>S1</c:v>
+                </c:pt>
+              </c:strCache>
+            </c:strRef>
+          </c:tx>
+          <c:spPr>
+            <a:solidFill>
+              <a:srgbClr val="FF0000"/>
+            </a:solidFill>
+            <a:ln>
+              <a:noFill/>
+            </a:ln>
+          </c:spPr>
+          <c:cat>
+            <c:strRef>
+              <c:f>Sheet1!$A$2:$A$5</c:f>
+              <c:strCache>
+                <c:ptCount val="4"/>
+                <c:pt idx="0">
+                  <c:v>C0</c:v>
+                </c:pt>
+                <c:pt idx="1">
+                  <c:v>C1</c:v>
+                </c:pt>
+                <c:pt idx="2">
+                  <c:v>C2</c:v>
+                </c:pt>
+                <c:pt idx="3">
+                  <c:v>C3</c:v>
+                </c:pt>
+              </c:strCache>
+            </c:strRef>
+          </c:cat>
+          <c:val>
+            <c:numRef>
+              <c:f>Sheet1!$C$2:$C$5</c:f>
+              <c:numCache>
+                <c:formatCode>General</c:formatCode>
+                <c:ptCount val="4"/>
+                <c:pt idx="0">
+                  <c:v>60</c:v>
+                </c:pt>
+                <c:pt idx="1">
+                  <c:v>60</c:v>
+                </c:pt>
+                <c:pt idx="2">
+                  <c:v>60</c:v>
+                </c:pt>
+                <c:pt idx="3">
+                  <c:v>60</c:v>
+                </c:pt>
+              </c:numCache>
+            </c:numRef>
+          </c:val>
+        </c:ser>
+        <c:ser>
+          <c:idx val="2"/>
+          <c:order val="2"/>
+          <c:tx>
+            <c:strRef>
+              <c:f>Sheet1!$D$1</c:f>
+              <c:strCache>
+                <c:ptCount val="1"/>
+                <c:pt idx="0">
+                  <c:v>S2</c:v>
+                </c:pt>
+              </c:strCache>
+            </c:strRef>
+          </c:tx>
+          <c:spPr>
+            <a:solidFill>
+              <a:srgbClr val="FF0000"/>
+            </a:solidFill>
+            <a:ln>
+              <a:noFill/>
+            </a:ln>
+          </c:spPr>
+          <c:cat>
+            <c:strRef>
+              <c:f>Sheet1!$A$2:$A$5</c:f>
+              <c:strCache>
+                <c:ptCount val="4"/>
+                <c:pt idx="0">
+                  <c:v>C0</c:v>
+                </c:pt>
+                <c:pt idx="1">
+                  <c:v>C1</c:v>
+                </c:pt>
+                <c:pt idx="2">
+                  <c:v>C2</c:v>
+                </c:pt>
+                <c:pt idx="3">
+                  <c:v>C3</c:v>
+                </c:pt>
+              </c:strCache>
+            </c:strRef>
+          </c:cat>
+          <c:val>
+            <c:numRef>
+              <c:f>Sheet1!$D$2:$D$5</c:f>
+              <c:numCache>
+                <c:formatCode>General</c:formatCode>
+                <c:ptCount val="4"/>
+                <c:pt idx="0">
+                  <c:v>60</c:v>
+                </c:pt>
+                <c:pt idx="1">
+                  <c:v>60</c:v>
+                </c:pt>
+                <c:pt idx="2">
+                  <c:v>60</c:v>
+                </c:pt>
+                <c:pt idx="3">
+                  <c:v>60</c:v>
+                </c:pt>
+              </c:numCache>
+            </c:numRef>
+          </c:val>
+        </c:ser>
+        <c:ser>
+          <c:idx val="3"/>
+          <c:order val="3"/>
+          <c:tx>
+            <c:strRef>
+              <c:f>Sheet1!$E$1</c:f>
+              <c:strCache>
+                <c:ptCount val="1"/>
+                <c:pt idx="0">
+                  <c:v>S3</c:v>
+                </c:pt>
+              </c:strCache>
+            </c:strRef>
+          </c:tx>
+          <c:spPr>
+            <a:solidFill>
+              <a:srgbClr val="FF0000"/>
+            </a:solidFill>
+            <a:ln>
+              <a:noFill/>
+            </a:ln>
+          </c:spPr>
+          <c:cat>
+            <c:strRef>
+              <c:f>Sheet1!$A$2:$A$5</c:f>
+              <c:strCache>
+                <c:ptCount val="4"/>
+                <c:pt idx="0">
+                  <c:v>C0</c:v>
+                </c:pt>
+                <c:pt idx="1">
+                  <c:v>C1</c:v>
+                </c:pt>
+                <c:pt idx="2">
+                  <c:v>C2</c:v>
+                </c:pt>
+                <c:pt idx="3">
+                  <c:v>C3</c:v>
+                </c:pt>
+              </c:strCache>
+            </c:strRef>
+          </c:cat>
+          <c:val>
+            <c:numRef>
+              <c:f>Sheet1!$E$2:$E$5</c:f>
+              <c:numCache>
+                <c:formatCode>General</c:formatCode>
+                <c:ptCount val="4"/>
+                <c:pt idx="0">
+                  <c:v>60</c:v>
+                </c:pt>
+                <c:pt idx="1">
+                  <c:v>60</c:v>
+                </c:pt>
+                <c:pt idx="2">
+                  <c:v>60</c:v>
+                </c:pt>
+                <c:pt idx="3">
+                  <c:v>60</c:v>
+                </c:pt>
+              </c:numCache>
+            </c:numRef>
+          </c:val>
+        </c:ser>
+        <c:gapWidth val="0"/>
+        <c:gapDepth val="0"/>
+        <c:shape val="box"/>
+        <c:axId val="111111111"/>
+        <c:axId val="222222222"/>
+        <c:axId val="333333333"/>
+      </c:bar3DChart>
+      <c:catAx>
+        <c:axId val="111111111"/>
+        <c:scaling>
+          <c:orientation val="minMax"/>
+        </c:scaling>
+        <c:delete val="1"/>
+        <c:axPos val="b"/>
+        <c:tickLblPos val="none"/>
+        <c:crossAx val="222222222"/>
+      </c:catAx>
+      <c:valAx>
+        <c:axId val="222222222"/>
+        <c:scaling>
+          <c:orientation val="minMax"/>
+          <c:max val="100"/>
+          <c:min val="0"/>
+        </c:scaling>
+        <c:delete val="1"/>
+        <c:axPos val="l"/>
+        <c:tickLblPos val="none"/>
+        <c:crossAx val="111111111"/>
+      </c:valAx>
+      <c:serAx>
+        <c:axId val="333333333"/>
+        <c:scaling>
+          <c:orientation val="minMax"/>
+        </c:scaling>
+        <c:delete val="1"/>
+        <c:axPos val="b"/>
+        <c:tickLblPos val="none"/>
+        <c:crossAx val="222222222"/>
+      </c:serAx>
+    </c:plotArea>
+    <c:plotVisOnly val="1"/>
+  </c:chart>
+</c:chartSpace>
+</file>
+
+<file path=word/charts/chart22.xml><?xml version="1.0" encoding="utf-8"?>
+<c:chartSpace xmlns:c="http://schemas.openxmlformats.org/drawingml/2006/chart" xmlns:a="http://schemas.openxmlformats.org/drawingml/2006/main" xmlns:r="http://schemas.openxmlformats.org/officeDocument/2006/relationships">
+  <c:chart>
+    <c:view3D>
+      <c:rotX val="15"/>
+      <c:rotY val="20"/>
+      <c:rAngAx val="1"/>
+      <c:perspective val="30"/>
+      <c:depthPercent val="100"/>
+    </c:view3D>
+    <c:plotArea>
+      <c:layout>
+        <c:manualLayout>
+          <c:layoutTarget val="inner"/>
+          <c:xMode val="edge"/>
+          <c:yMode val="edge"/>
+          <c:x val="0.2"/>
+          <c:y val="0.1"/>
+          <c:w val="0.6"/>
+          <c:h val="0.55"/>
+        </c:manualLayout>
+      </c:layout>
+      <c:bar3DChart>
+        <c:barDir val="col"/>
+        <c:grouping val="standard"/>
+        <c:varyColors val="0"/>
+        <c:ser>
+          <c:idx val="0"/>
+          <c:order val="0"/>
+          <c:tx>
+            <c:strRef>
+              <c:f>Sheet1!$B$1</c:f>
+              <c:strCache>
+                <c:ptCount val="1"/>
+                <c:pt idx="0">
+                  <c:v>S0</c:v>
+                </c:pt>
+              </c:strCache>
+            </c:strRef>
+          </c:tx>
+          <c:spPr>
+            <a:solidFill>
+              <a:srgbClr val="FF0000"/>
+            </a:solidFill>
+            <a:ln>
+              <a:noFill/>
+            </a:ln>
+          </c:spPr>
+          <c:cat>
+            <c:strRef>
+              <c:f>Sheet1!$A$2:$A$3</c:f>
+              <c:strCache>
+                <c:ptCount val="2"/>
+                <c:pt idx="0">
+                  <c:v>C0</c:v>
+                </c:pt>
+                <c:pt idx="1">
+                  <c:v>C1</c:v>
+                </c:pt>
+              </c:strCache>
+            </c:strRef>
+          </c:cat>
+          <c:val>
+            <c:numRef>
+              <c:f>Sheet1!$B$2:$B$3</c:f>
+              <c:numCache>
+                <c:formatCode>General</c:formatCode>
+                <c:ptCount val="2"/>
+                <c:pt idx="0">
+                  <c:v>60</c:v>
+                </c:pt>
+                <c:pt idx="1">
+                  <c:v>60</c:v>
+                </c:pt>
+              </c:numCache>
+            </c:numRef>
+          </c:val>
+        </c:ser>
+        <c:ser>
+          <c:idx val="1"/>
+          <c:order val="1"/>
+          <c:tx>
+            <c:strRef>
+              <c:f>Sheet1!$C$1</c:f>
+              <c:strCache>
+                <c:ptCount val="1"/>
+                <c:pt idx="0">
+                  <c:v>S1</c:v>
+                </c:pt>
+              </c:strCache>
+            </c:strRef>
+          </c:tx>
+          <c:spPr>
+            <a:solidFill>
+              <a:srgbClr val="FF0000"/>
+            </a:solidFill>
+            <a:ln>
+              <a:noFill/>
+            </a:ln>
+          </c:spPr>
+          <c:cat>
+            <c:strRef>
+              <c:f>Sheet1!$A$2:$A$3</c:f>
+              <c:strCache>
+                <c:ptCount val="2"/>
+                <c:pt idx="0">
+                  <c:v>C0</c:v>
+                </c:pt>
+                <c:pt idx="1">
+                  <c:v>C1</c:v>
+                </c:pt>
+              </c:strCache>
+            </c:strRef>
+          </c:cat>
+          <c:val>
+            <c:numRef>
+              <c:f>Sheet1!$C$2:$C$3</c:f>
+              <c:numCache>
+                <c:formatCode>General</c:formatCode>
+                <c:ptCount val="2"/>
+                <c:pt idx="0">
+                  <c:v>60</c:v>
+                </c:pt>
+                <c:pt idx="1">
+                  <c:v>60</c:v>
+                </c:pt>
+              </c:numCache>
+            </c:numRef>
+          </c:val>
+        </c:ser>
+        <c:ser>
+          <c:idx val="2"/>
+          <c:order val="2"/>
+          <c:tx>
+            <c:strRef>
+              <c:f>Sheet1!$D$1</c:f>
+              <c:strCache>
+                <c:ptCount val="1"/>
+                <c:pt idx="0">
+                  <c:v>S2</c:v>
+                </c:pt>
+              </c:strCache>
+            </c:strRef>
+          </c:tx>
+          <c:spPr>
+            <a:solidFill>
+              <a:srgbClr val="FF0000"/>
+            </a:solidFill>
+            <a:ln>
+              <a:noFill/>
+            </a:ln>
+          </c:spPr>
+          <c:cat>
+            <c:strRef>
+              <c:f>Sheet1!$A$2:$A$3</c:f>
+              <c:strCache>
+                <c:ptCount val="2"/>
+                <c:pt idx="0">
+                  <c:v>C0</c:v>
+                </c:pt>
+                <c:pt idx="1">
+                  <c:v>C1</c:v>
+                </c:pt>
+              </c:strCache>
+            </c:strRef>
+          </c:cat>
+          <c:val>
+            <c:numRef>
+              <c:f>Sheet1!$D$2:$D$3</c:f>
+              <c:numCache>
+                <c:formatCode>General</c:formatCode>
+                <c:ptCount val="2"/>
+                <c:pt idx="0">
+                  <c:v>60</c:v>
+                </c:pt>
+                <c:pt idx="1">
+                  <c:v>60</c:v>
+                </c:pt>
+              </c:numCache>
+            </c:numRef>
+          </c:val>
+        </c:ser>
+        <c:ser>
+          <c:idx val="3"/>
+          <c:order val="3"/>
+          <c:tx>
+            <c:strRef>
+              <c:f>Sheet1!$E$1</c:f>
+              <c:strCache>
+                <c:ptCount val="1"/>
+                <c:pt idx="0">
+                  <c:v>S3</c:v>
+                </c:pt>
+              </c:strCache>
+            </c:strRef>
+          </c:tx>
+          <c:spPr>
+            <a:solidFill>
+              <a:srgbClr val="FF0000"/>
+            </a:solidFill>
+            <a:ln>
+              <a:noFill/>
+            </a:ln>
+          </c:spPr>
+          <c:cat>
+            <c:strRef>
+              <c:f>Sheet1!$A$2:$A$3</c:f>
+              <c:strCache>
+                <c:ptCount val="2"/>
+                <c:pt idx="0">
+                  <c:v>C0</c:v>
+                </c:pt>
+                <c:pt idx="1">
+                  <c:v>C1</c:v>
+                </c:pt>
+              </c:strCache>
+            </c:strRef>
+          </c:cat>
+          <c:val>
+            <c:numRef>
+              <c:f>Sheet1!$E$2:$E$3</c:f>
+              <c:numCache>
+                <c:formatCode>General</c:formatCode>
+                <c:ptCount val="2"/>
+                <c:pt idx="0">
+                  <c:v>60</c:v>
+                </c:pt>
+                <c:pt idx="1">
+                  <c:v>60</c:v>
+                </c:pt>
+              </c:numCache>
+            </c:numRef>
+          </c:val>
+        </c:ser>
+        <c:gapWidth val="0"/>
+        <c:gapDepth val="0"/>
+        <c:shape val="box"/>
+        <c:axId val="111111111"/>
+        <c:axId val="222222222"/>
+        <c:axId val="333333333"/>
+      </c:bar3DChart>
+      <c:catAx>
+        <c:axId val="111111111"/>
+        <c:scaling>
+          <c:orientation val="minMax"/>
+        </c:scaling>
+        <c:delete val="1"/>
+        <c:axPos val="b"/>
+        <c:tickLblPos val="none"/>
+        <c:crossAx val="222222222"/>
+      </c:catAx>
+      <c:valAx>
+        <c:axId val="222222222"/>
+        <c:scaling>
+          <c:orientation val="minMax"/>
+          <c:max val="100"/>
+          <c:min val="0"/>
+        </c:scaling>
+        <c:delete val="1"/>
+        <c:axPos val="l"/>
+        <c:tickLblPos val="none"/>
+        <c:crossAx val="111111111"/>
+      </c:valAx>
+      <c:serAx>
+        <c:axId val="333333333"/>
+        <c:scaling>
+          <c:orientation val="minMax"/>
+        </c:scaling>
+        <c:delete val="1"/>
+        <c:axPos val="b"/>
+        <c:tickLblPos val="none"/>
+        <c:crossAx val="222222222"/>
+      </c:serAx>
+    </c:plotArea>
+    <c:plotVisOnly val="1"/>
+  </c:chart>
+</c:chartSpace>
+</file>
+
+<file path=word/charts/chart23.xml><?xml version="1.0" encoding="utf-8"?>
+<c:chartSpace xmlns:c="http://schemas.openxmlformats.org/drawingml/2006/chart" xmlns:a="http://schemas.openxmlformats.org/drawingml/2006/main" xmlns:r="http://schemas.openxmlformats.org/officeDocument/2006/relationships">
+  <c:chart>
+    <c:view3D>
+      <c:rotX val="15"/>
+      <c:rotY val="20"/>
+      <c:rAngAx val="1"/>
+      <c:perspective val="30"/>
+      <c:depthPercent val="100"/>
+    </c:view3D>
+    <c:plotArea>
+      <c:layout>
+        <c:manualLayout>
+          <c:layoutTarget val="inner"/>
+          <c:xMode val="edge"/>
+          <c:yMode val="edge"/>
+          <c:x val="0.2"/>
+          <c:y val="0.1"/>
+          <c:w val="0.6"/>
+          <c:h val="0.55"/>
+        </c:manualLayout>
+      </c:layout>
+      <c:bar3DChart>
+        <c:barDir val="col"/>
+        <c:grouping val="standard"/>
+        <c:varyColors val="0"/>
+        <c:ser>
+          <c:idx val="0"/>
+          <c:order val="0"/>
+          <c:tx>
+            <c:strRef>
+              <c:f>Sheet1!$B$1</c:f>
+              <c:strCache>
+                <c:ptCount val="1"/>
+                <c:pt idx="0">
+                  <c:v>S0</c:v>
+                </c:pt>
+              </c:strCache>
+            </c:strRef>
+          </c:tx>
+          <c:spPr>
+            <a:solidFill>
+              <a:srgbClr val="FF0000"/>
+            </a:solidFill>
+            <a:ln>
+              <a:noFill/>
+            </a:ln>
+          </c:spPr>
+          <c:cat>
+            <c:strRef>
+              <c:f>Sheet1!$A$2:$A$5</c:f>
+              <c:strCache>
+                <c:ptCount val="4"/>
+                <c:pt idx="0">
+                  <c:v>C0</c:v>
+                </c:pt>
+                <c:pt idx="1">
+                  <c:v>C1</c:v>
+                </c:pt>
+                <c:pt idx="2">
+                  <c:v>C2</c:v>
+                </c:pt>
+                <c:pt idx="3">
+                  <c:v>C3</c:v>
+                </c:pt>
+              </c:strCache>
+            </c:strRef>
+          </c:cat>
+          <c:val>
+            <c:numRef>
+              <c:f>Sheet1!$B$2:$B$5</c:f>
+              <c:numCache>
+                <c:formatCode>General</c:formatCode>
+                <c:ptCount val="4"/>
+                <c:pt idx="0">
+                  <c:v>60</c:v>
+                </c:pt>
+                <c:pt idx="1">
+                  <c:v>60</c:v>
+                </c:pt>
+                <c:pt idx="2">
+                  <c:v>60</c:v>
+                </c:pt>
+                <c:pt idx="3">
+                  <c:v>60</c:v>
+                </c:pt>
+              </c:numCache>
+            </c:numRef>
+          </c:val>
+        </c:ser>
+        <c:ser>
+          <c:idx val="1"/>
+          <c:order val="1"/>
+          <c:tx>
+            <c:strRef>
+              <c:f>Sheet1!$C$1</c:f>
+              <c:strCache>
+                <c:ptCount val="1"/>
+                <c:pt idx="0">
+                  <c:v>S1</c:v>
+                </c:pt>
+              </c:strCache>
+            </c:strRef>
+          </c:tx>
+          <c:spPr>
+            <a:solidFill>
+              <a:srgbClr val="FF0000"/>
+            </a:solidFill>
+            <a:ln>
+              <a:noFill/>
+            </a:ln>
+          </c:spPr>
+          <c:cat>
+            <c:strRef>
+              <c:f>Sheet1!$A$2:$A$5</c:f>
+              <c:strCache>
+                <c:ptCount val="4"/>
+                <c:pt idx="0">
+                  <c:v>C0</c:v>
+                </c:pt>
+                <c:pt idx="1">
+                  <c:v>C1</c:v>
+                </c:pt>
+                <c:pt idx="2">
+                  <c:v>C2</c:v>
+                </c:pt>
+                <c:pt idx="3">
+                  <c:v>C3</c:v>
+                </c:pt>
+              </c:strCache>
+            </c:strRef>
+          </c:cat>
+          <c:val>
+            <c:numRef>
+              <c:f>Sheet1!$C$2:$C$5</c:f>
+              <c:numCache>
+                <c:formatCode>General</c:formatCode>
+                <c:ptCount val="4"/>
+                <c:pt idx="0">
+                  <c:v>60</c:v>
+                </c:pt>
+                <c:pt idx="1">
+                  <c:v>60</c:v>
+                </c:pt>
+                <c:pt idx="2">
+                  <c:v>60</c:v>
+                </c:pt>
+                <c:pt idx="3">
                   <c:v>60</c:v>
                 </c:pt>
               </c:numCache>
